--- a/backend/pdf/templates/arquivamento.docx
+++ b/backend/pdf/templates/arquivamento.docx
@@ -3,12 +3,99 @@
 <w:document xmlns:wpc="http://schemas.microsoft.com/office/word/2010/wordprocessingCanvas" xmlns:cx="http://schemas.microsoft.com/office/drawing/2014/chartex" xmlns:cx1="http://schemas.microsoft.com/office/drawing/2015/9/8/chartex" xmlns:mc="http://schemas.openxmlformats.org/markup-compatibility/2006" xmlns:o="urn:schemas-microsoft-com:office:office" xmlns:r="http://schemas.openxmlformats.org/officeDocument/2006/relationships" xmlns:m="http://schemas.openxmlformats.org/officeDocument/2006/math" xmlns:v="urn:schemas-microsoft-com:vml" xmlns:wp14="http://schemas.microsoft.com/office/word/2010/wordprocessingDrawing" xmlns:wp="http://schemas.openxmlformats.org/drawingml/2006/wordprocessingDrawing" xmlns:w10="urn:schemas-microsoft-com:office:word" xmlns:w="http://schemas.openxmlformats.org/wordprocessingml/2006/main" xmlns:w14="http://schemas.microsoft.com/office/word/2010/wordml" xmlns:w15="http://schemas.microsoft.com/office/word/2012/wordml" xmlns:w16se="http://schemas.microsoft.com/office/word/2015/wordml/symex" xmlns:wpg="http://schemas.microsoft.com/office/word/2010/wordprocessingGroup" xmlns:wpi="http://schemas.microsoft.com/office/word/2010/wordprocessingInk" xmlns:wne="http://schemas.microsoft.com/office/word/2006/wordml" xmlns:wps="http://schemas.microsoft.com/office/word/2010/wordprocessingShape" mc:Ignorable="w14 w15 w16se wp14">
   <w:body>
     <w:p>
+      <w:pPr>
+        <w:jc w:val="center"/>
+        <w:rPr>
+          <w:b/>
+        </w:rPr>
+      </w:pPr>
+      <w:r>
+        <w:rPr>
+          <w:b/>
+        </w:rPr>
+        <w:t>TERMO DE ARQUIVAMENTO DE PROCEDIMENTO DISCIPLINAR</w:t>
+      </w:r>
+    </w:p>
+    <w:p>
+      <w:pPr>
+        <w:jc w:val="center"/>
+        <w:rPr>
+          <w:b/>
+        </w:rPr>
+      </w:pPr>
+    </w:p>
+    <w:p>
+      <w:pPr>
+        <w:jc w:val="center"/>
+        <w:rPr>
+          <w:b/>
+        </w:rPr>
+      </w:pPr>
+      <w:proofErr w:type="gramStart"/>
+      <w:r>
+        <w:rPr>
+          <w:b/>
+        </w:rPr>
+        <w:t>Procedimento Disciplinar</w:t>
+      </w:r>
+      <w:proofErr w:type="gramEnd"/>
+      <w:r>
+        <w:rPr>
+          <w:b/>
+        </w:rPr>
+        <w:t xml:space="preserve"> nº {{</w:t>
+      </w:r>
+      <w:proofErr w:type="spellStart"/>
+      <w:r>
+        <w:rPr>
+          <w:b/>
+        </w:rPr>
+        <w:t>numeroProcesso</w:t>
+      </w:r>
+      <w:proofErr w:type="spellEnd"/>
+      <w:r>
+        <w:rPr>
+          <w:b/>
+        </w:rPr>
+        <w:t>}}</w:t>
+      </w:r>
+    </w:p>
+    <w:p/>
+    <w:p>
+      <w:r>
+        <w:t xml:space="preserve">Após análise das informações, registros, acompanhamentos realizados e manifestações pertinentes, a instituição decide pelo arquivamento do presente procedimento disciplinar instaurado em face </w:t>
+      </w:r>
+      <w:proofErr w:type="gramStart"/>
+      <w:r>
+        <w:t>do(</w:t>
+      </w:r>
+      <w:proofErr w:type="gramEnd"/>
+      <w:r>
+        <w:t>a) aluno(a) {{</w:t>
+      </w:r>
+      <w:proofErr w:type="spellStart"/>
+      <w:r>
+        <w:t>alunoNome</w:t>
+      </w:r>
+      <w:proofErr w:type="spellEnd"/>
+      <w:r>
+        <w:t>}}, turma {{turma}}.</w:t>
+      </w:r>
+    </w:p>
+    <w:p/>
+    <w:p>
+      <w:r>
+        <w:t>Resumo do fato registrado:</w:t>
+      </w:r>
+    </w:p>
+    <w:p/>
+    <w:p>
       <w:r>
         <w:t>{{</w:t>
       </w:r>
       <w:proofErr w:type="spellStart"/>
       <w:r>
-        <w:t>cabecalho</w:t>
+        <w:t>descricaoFato</w:t>
       </w:r>
       <w:proofErr w:type="spellEnd"/>
       <w:r>
@@ -18,209 +105,168 @@
     <w:p/>
     <w:p>
       <w:r>
-        <w:t>TERMO DE ARQUIVAMENTO DE PROCEDIMENTO DISCIPLINAR</w:t>
-      </w:r>
-    </w:p>
-    <w:p/>
-    <w:p>
+        <w:t>Providências adotadas durante o acompanhamento:</w:t>
+      </w:r>
+    </w:p>
+    <w:p/>
+    <w:p>
+      <w:r>
+        <w:t>{{providencias}}</w:t>
+      </w:r>
+    </w:p>
+    <w:p/>
+    <w:p>
+      <w:r>
+        <w:t>Resultado do acompanhamento:</w:t>
+      </w:r>
+    </w:p>
+    <w:p/>
+    <w:p>
+      <w:r>
+        <w:t>{{</w:t>
+      </w:r>
+      <w:proofErr w:type="spellStart"/>
+      <w:r>
+        <w:t>resultadoAcompanhamento</w:t>
+      </w:r>
+      <w:proofErr w:type="spellEnd"/>
+      <w:r>
+        <w:t>}}</w:t>
+      </w:r>
+    </w:p>
+    <w:p/>
+    <w:p>
+      <w:r>
+        <w:t>Parecer final institucional:</w:t>
+      </w:r>
+    </w:p>
+    <w:p/>
+    <w:p>
+      <w:r>
+        <w:t>{{</w:t>
+      </w:r>
+      <w:proofErr w:type="spellStart"/>
+      <w:r>
+        <w:t>parecerFinal</w:t>
+      </w:r>
+      <w:proofErr w:type="spellEnd"/>
+      <w:r>
+        <w:t>}}</w:t>
+      </w:r>
+    </w:p>
+    <w:p/>
+    <w:p>
+      <w:r>
+        <w:t>Considerando as medidas pedagógicas adotadas e os registros constantes neste procedimento, determina-se o encerramento e arquivamento do caso, mantendo-se os registros para fins administrativos e institucionais.</w:t>
+      </w:r>
+    </w:p>
+    <w:p/>
+    <w:p>
+      <w:r>
+        <w:t>{{cidade</w:t>
+      </w:r>
       <w:proofErr w:type="gramStart"/>
       <w:r>
-        <w:t>Procedimento Disciplinar</w:t>
+        <w:t>}}/</w:t>
       </w:r>
       <w:proofErr w:type="gramEnd"/>
       <w:r>
-        <w:t xml:space="preserve"> nº {{</w:t>
+        <w:t>{{estado}}, {{</w:t>
       </w:r>
       <w:proofErr w:type="spellStart"/>
       <w:r>
-        <w:t>numeroProcesso</w:t>
+        <w:t>dataGeracao</w:t>
       </w:r>
       <w:proofErr w:type="spellEnd"/>
       <w:r>
+        <w:t>}}.</w:t>
+      </w:r>
+    </w:p>
+    <w:p/>
+    <w:p>
+      <w:pPr>
+        <w:jc w:val="center"/>
+      </w:pPr>
+      <w:bookmarkStart w:id="0" w:name="_GoBack"/>
+      <w:r>
+        <w:t>______________________________________</w:t>
+      </w:r>
+    </w:p>
+    <w:p>
+      <w:pPr>
+        <w:jc w:val="center"/>
+      </w:pPr>
+      <w:r>
+        <w:t>Representante da Instituição</w:t>
+      </w:r>
+    </w:p>
+    <w:p>
+      <w:pPr>
+        <w:jc w:val="center"/>
+      </w:pPr>
+    </w:p>
+    <w:p>
+      <w:pPr>
+        <w:jc w:val="center"/>
+      </w:pPr>
+      <w:r>
+        <w:t>{{</w:t>
+      </w:r>
+      <w:proofErr w:type="spellStart"/>
+      <w:r>
+        <w:t>assinaturaDigital</w:t>
+      </w:r>
+      <w:proofErr w:type="spellEnd"/>
+      <w:r>
         <w:t>}}</w:t>
       </w:r>
     </w:p>
-    <w:p/>
-    <w:p>
-      <w:r>
-        <w:t xml:space="preserve">Após análise das informações, registros, acompanhamentos realizados e manifestações pertinentes, a instituição decide pelo arquivamento do presente procedimento disciplinar instaurado em face </w:t>
-      </w:r>
-      <w:proofErr w:type="gramStart"/>
-      <w:r>
-        <w:t>do(</w:t>
-      </w:r>
-      <w:proofErr w:type="gramEnd"/>
-      <w:r>
-        <w:t>a) aluno(a) {{</w:t>
-      </w:r>
+    <w:p>
+      <w:pPr>
+        <w:jc w:val="center"/>
+      </w:pPr>
+    </w:p>
+    <w:p>
+      <w:pPr>
+        <w:jc w:val="center"/>
+      </w:pPr>
       <w:proofErr w:type="spellStart"/>
       <w:r>
-        <w:t>alunoNome</w:t>
+        <w:t>Hash</w:t>
       </w:r>
       <w:proofErr w:type="spellEnd"/>
       <w:r>
-        <w:t>}}, turma {{turma}}.</w:t>
-      </w:r>
-    </w:p>
-    <w:p/>
-    <w:p>
-      <w:r>
-        <w:t>Resumo do fato registrado:</w:t>
-      </w:r>
-    </w:p>
-    <w:p/>
-    <w:p>
+        <w:t xml:space="preserve"> de verificação: {{</w:t>
+      </w:r>
+      <w:proofErr w:type="spellStart"/>
+      <w:r>
+        <w:t>hashDocumento</w:t>
+      </w:r>
+      <w:proofErr w:type="spellEnd"/>
+      <w:r>
+        <w:t>}}</w:t>
+      </w:r>
+    </w:p>
+    <w:p>
+      <w:pPr>
+        <w:jc w:val="center"/>
+      </w:pPr>
+    </w:p>
+    <w:p>
+      <w:pPr>
+        <w:jc w:val="center"/>
+      </w:pPr>
       <w:r>
         <w:t>{{</w:t>
       </w:r>
       <w:proofErr w:type="spellStart"/>
       <w:r>
-        <w:t>descricaoFato</w:t>
+        <w:t>textoRodape</w:t>
       </w:r>
       <w:proofErr w:type="spellEnd"/>
       <w:r>
         <w:t>}}</w:t>
       </w:r>
-    </w:p>
-    <w:p/>
-    <w:p>
-      <w:r>
-        <w:t>Providências adotadas durante o acompanhamento:</w:t>
-      </w:r>
-    </w:p>
-    <w:p/>
-    <w:p>
-      <w:r>
-        <w:t>{{providencias}}</w:t>
-      </w:r>
-    </w:p>
-    <w:p/>
-    <w:p>
-      <w:r>
-        <w:t>Resultado do acompanhamento:</w:t>
-      </w:r>
-    </w:p>
-    <w:p/>
-    <w:p>
-      <w:r>
-        <w:t>{{</w:t>
-      </w:r>
-      <w:proofErr w:type="spellStart"/>
-      <w:r>
-        <w:t>resultadoAcompanhamento</w:t>
-      </w:r>
-      <w:proofErr w:type="spellEnd"/>
-      <w:r>
-        <w:t>}}</w:t>
-      </w:r>
-    </w:p>
-    <w:p/>
-    <w:p>
-      <w:r>
-        <w:t>Parecer final institucional:</w:t>
-      </w:r>
-    </w:p>
-    <w:p/>
-    <w:p>
-      <w:r>
-        <w:t>{{</w:t>
-      </w:r>
-      <w:proofErr w:type="spellStart"/>
-      <w:r>
-        <w:t>parecerFinal</w:t>
-      </w:r>
-      <w:proofErr w:type="spellEnd"/>
-      <w:r>
-        <w:t>}}</w:t>
-      </w:r>
-    </w:p>
-    <w:p/>
-    <w:p>
-      <w:r>
-        <w:t>Considerando as medidas pedagógicas adotadas e os registros constantes neste procedimento, determina-se o encerramento e arquivamento do caso, mantendo-se os registros para fins administrativos e institucionais.</w:t>
-      </w:r>
-    </w:p>
-    <w:p/>
-    <w:p>
-      <w:r>
-        <w:t>{{cidade</w:t>
-      </w:r>
-      <w:proofErr w:type="gramStart"/>
-      <w:r>
-        <w:t>}}/</w:t>
-      </w:r>
-      <w:proofErr w:type="gramEnd"/>
-      <w:r>
-        <w:t>{{estado}}, {{</w:t>
-      </w:r>
-      <w:proofErr w:type="spellStart"/>
-      <w:r>
-        <w:t>dataGeracao</w:t>
-      </w:r>
-      <w:proofErr w:type="spellEnd"/>
-      <w:r>
-        <w:t>}}.</w:t>
-      </w:r>
-    </w:p>
-    <w:p/>
-    <w:p>
-      <w:r>
-        <w:lastRenderedPageBreak/>
-        <w:t>________________________________________</w:t>
-      </w:r>
-    </w:p>
-    <w:p>
-      <w:r>
-        <w:t>Representante da Instituição</w:t>
-      </w:r>
-    </w:p>
-    <w:p/>
-    <w:p>
-      <w:r>
-        <w:t>{{</w:t>
-      </w:r>
-      <w:proofErr w:type="spellStart"/>
-      <w:r>
-        <w:t>assinaturaDigital</w:t>
-      </w:r>
-      <w:proofErr w:type="spellEnd"/>
-      <w:r>
-        <w:t>}}</w:t>
-      </w:r>
-    </w:p>
-    <w:p/>
-    <w:p>
-      <w:proofErr w:type="spellStart"/>
-      <w:r>
-        <w:t>Hash</w:t>
-      </w:r>
-      <w:proofErr w:type="spellEnd"/>
-      <w:r>
-        <w:t xml:space="preserve"> de verificação: {{</w:t>
-      </w:r>
-      <w:proofErr w:type="spellStart"/>
-      <w:r>
-        <w:t>hashDocumento</w:t>
-      </w:r>
-      <w:proofErr w:type="spellEnd"/>
-      <w:r>
-        <w:t>}}</w:t>
-      </w:r>
-    </w:p>
-    <w:p/>
-    <w:p>
-      <w:r>
-        <w:t>{{</w:t>
-      </w:r>
-      <w:proofErr w:type="spellStart"/>
-      <w:r>
-        <w:t>textoRodape</w:t>
-      </w:r>
-      <w:proofErr w:type="spellEnd"/>
-      <w:r>
-        <w:t>}}</w:t>
-      </w:r>
-      <w:bookmarkStart w:id="0" w:name="_GoBack"/>
       <w:bookmarkEnd w:id="0"/>
     </w:p>
     <w:sectPr>
